--- a/05_Bases_de_Datos/03_Ejercicios_Conjuntos_JOINs/03_04_Resultados_Ejercicios_JOINs.docx
+++ b/05_Bases_de_Datos/03_Ejercicios_Conjuntos_JOINs/03_04_Resultados_Ejercicios_JOINs.docx
@@ -113,14 +113,11 @@
     </w:p>
     <w:p>
       <w:r>
-        <w:rPr>
-          <w:noProof/>
-        </w:rPr>
         <w:drawing>
-          <wp:inline distT="0" distB="0" distL="0" distR="0" wp14:anchorId="31C8FE93" wp14:editId="22B99D75">
-            <wp:extent cx="5612130" cy="1697990"/>
+          <wp:inline distT="0" distB="0" distL="0" distR="0" wp14:anchorId="28F99A26" wp14:editId="579CAD43">
+            <wp:extent cx="5612130" cy="1687195"/>
             <wp:effectExtent l="0" t="0" r="0" b="0"/>
-            <wp:docPr id="256007330" name="Imagen 1"/>
+            <wp:docPr id="1749649165" name="Imagen 1"/>
             <wp:cNvGraphicFramePr>
               <a:graphicFrameLocks xmlns:a="http://schemas.openxmlformats.org/drawingml/2006/main" noChangeAspect="1"/>
             </wp:cNvGraphicFramePr>
@@ -128,7 +125,7 @@
               <a:graphicData uri="http://schemas.openxmlformats.org/drawingml/2006/picture">
                 <pic:pic xmlns:pic="http://schemas.openxmlformats.org/drawingml/2006/picture">
                   <pic:nvPicPr>
-                    <pic:cNvPr id="256007330" name=""/>
+                    <pic:cNvPr id="1749649165" name=""/>
                     <pic:cNvPicPr/>
                   </pic:nvPicPr>
                   <pic:blipFill>
@@ -140,7 +137,7 @@
                   <pic:spPr>
                     <a:xfrm>
                       <a:off x="0" y="0"/>
-                      <a:ext cx="5612130" cy="1697990"/>
+                      <a:ext cx="5612130" cy="1687195"/>
                     </a:xfrm>
                     <a:prstGeom prst="rect">
                       <a:avLst/>
@@ -221,14 +218,11 @@
     </w:p>
     <w:p>
       <w:r>
-        <w:rPr>
-          <w:noProof/>
-        </w:rPr>
         <w:drawing>
-          <wp:inline distT="0" distB="0" distL="0" distR="0" wp14:anchorId="5BED98F1" wp14:editId="7DE2CF9E">
-            <wp:extent cx="5612130" cy="2734945"/>
+          <wp:inline distT="0" distB="0" distL="0" distR="0" wp14:anchorId="37AAFA42" wp14:editId="0E984354">
+            <wp:extent cx="5612130" cy="1976120"/>
             <wp:effectExtent l="0" t="0" r="0" b="0"/>
-            <wp:docPr id="369369552" name="Imagen 1"/>
+            <wp:docPr id="1463548437" name="Imagen 1"/>
             <wp:cNvGraphicFramePr>
               <a:graphicFrameLocks xmlns:a="http://schemas.openxmlformats.org/drawingml/2006/main" noChangeAspect="1"/>
             </wp:cNvGraphicFramePr>
@@ -236,7 +230,7 @@
               <a:graphicData uri="http://schemas.openxmlformats.org/drawingml/2006/picture">
                 <pic:pic xmlns:pic="http://schemas.openxmlformats.org/drawingml/2006/picture">
                   <pic:nvPicPr>
-                    <pic:cNvPr id="369369552" name=""/>
+                    <pic:cNvPr id="1463548437" name=""/>
                     <pic:cNvPicPr/>
                   </pic:nvPicPr>
                   <pic:blipFill>
@@ -248,7 +242,7 @@
                   <pic:spPr>
                     <a:xfrm>
                       <a:off x="0" y="0"/>
-                      <a:ext cx="5612130" cy="2734945"/>
+                      <a:ext cx="5612130" cy="1976120"/>
                     </a:xfrm>
                     <a:prstGeom prst="rect">
                       <a:avLst/>
@@ -367,6 +361,11 @@
             </a:graphic>
           </wp:inline>
         </w:drawing>
+      </w:r>
+    </w:p>
+    <w:p>
+      <w:r>
+        <w:br w:type="page"/>
       </w:r>
     </w:p>
     <w:p>
@@ -1249,6 +1248,7 @@
   <w:style w:type="character" w:default="1" w:styleId="Fuentedeprrafopredeter">
     <w:name w:val="Default Paragraph Font"/>
     <w:uiPriority w:val="1"/>
+    <w:semiHidden/>
     <w:unhideWhenUsed/>
   </w:style>
   <w:style w:type="table" w:default="1" w:styleId="Tablanormal">
